--- a/templates/office.docx
+++ b/templates/office.docx
@@ -9576,8 +9576,6 @@
               <w:jc w:val="center"/>
               <w:textAlignment w:val="center"/>
             </w:pPr>
-            <w:bookmarkStart w:id="65" w:name="_Toc505087758"/>
-            <w:bookmarkStart w:id="66" w:name="_Toc484941666"/>
             <w:r>
               <w:rPr>
                 <w:rFonts w:hint="eastAsia" w:ascii="楷体" w:hAnsi="楷体" w:eastAsia="楷体" w:cs="楷体"/>
@@ -9586,7 +9584,7 @@
                 <w:sz w:val="20"/>
                 <w:lang w:val="en-US" w:eastAsia="zh-CN" w:bidi="ar"/>
               </w:rPr>
-              <w:t>区位状况</w:t>
+              <w:t>{%tr for f in 区位因素 %}</w:t>
             </w:r>
           </w:p>
         </w:tc>
@@ -9693,7 +9691,6 @@
         <w:tc>
           <w:tcPr>
             <w:tcW w:w="708" w:type="dxa"/>
-            <w:vMerge w:val="continue"/>
             <w:tcBorders>
               <w:top w:val="single" w:color="auto" w:sz="4" w:space="0"/>
               <w:left w:val="single" w:color="auto" w:sz="4" w:space="0"/>
@@ -9707,8 +9704,36 @@
               <w:right w:w="108" w:type="dxa"/>
             </w:tcMar>
             <w:vAlign w:val="center"/>
-          </w:tcPr>
-          <w:p/>
+            <w:vMerge w:val="{% if loop.first %}restart{% else %}continue{% endif %}"/>
+          </w:tcPr>
+          <w:p>
+            <w:pPr>
+              <w:keepNext w:val="0"/>
+              <w:keepLines w:val="0"/>
+              <w:widowControl/>
+              <w:suppressLineNumbers w:val="0"/>
+              <w:jc w:val="center"/>
+              <w:textAlignment w:val="center"/>
+            </w:pPr>
+            <w:r>
+              <w:t>{% if loop.first %}</w:t>
+            </w:r>
+            <w:bookmarkStart w:id="65" w:name="_Toc505087758"/>
+            <w:bookmarkStart w:id="66" w:name="_Toc484941666"/>
+            <w:r>
+              <w:t>{% endif %}</w:t>
+            </w:r>
+            <w:r>
+              <w:rPr>
+                <w:rFonts w:hint="eastAsia" w:ascii="楷体" w:hAnsi="楷体" w:eastAsia="楷体" w:cs="楷体"/>
+                <w:color w:val="000000"/>
+                <w:kern w:val="0"/>
+                <w:sz w:val="20"/>
+                <w:lang w:val="en-US" w:eastAsia="zh-CN" w:bidi="ar"/>
+              </w:rPr>
+              <w:t>{% if loop.first %}区位状况{% endif %}</w:t>
+            </w:r>
+          </w:p>
         </w:tc>
         <w:tc>
           <w:tcPr>
@@ -9755,7 +9780,7 @@
                 <w:sz w:val="20"/>
                 <w:lang w:val="en-US" w:eastAsia="zh-CN" w:bidi="ar"/>
               </w:rPr>
-              <w:t>临街状况</w:t>
+              <w:t>{{ f.name }}</w:t>
             </w:r>
           </w:p>
         </w:tc>
@@ -9763,7 +9788,7 @@
           <w:tcPr>
             <w:tcW w:w="6625" w:type="dxa"/>
             <w:tcBorders>
-              <w:top w:val="nil"/>
+              <w:top w:val="single" w:color="auto" w:sz="4" w:space="0"/>
               <w:left w:val="nil"/>
               <w:bottom w:val="single" w:color="auto" w:sz="4" w:space="0"/>
               <w:right w:val="single" w:color="auto" w:sz="4" w:space="0"/>
@@ -9801,7 +9826,7 @@
                 <w:sz w:val="20"/>
                 <w:lang w:val="en-US" w:eastAsia="zh-CN" w:bidi="ar"/>
               </w:rPr>
-              <w:t>估价对象所在宗地东至市心路，南至金惠路，西至无名路，北至博学路</w:t>
+              <w:t>{{ f.description }}</w:t>
             </w:r>
           </w:p>
         </w:tc>
@@ -9813,7 +9838,7 @@
         <w:tc>
           <w:tcPr>
             <w:tcW w:w="708" w:type="dxa"/>
-            <w:vMerge w:val="continue"/>
+            <w:vMerge w:val="restart"/>
             <w:tcBorders>
               <w:top w:val="single" w:color="auto" w:sz="4" w:space="0"/>
               <w:left w:val="single" w:color="auto" w:sz="4" w:space="0"/>
@@ -9828,7 +9853,26 @@
             </w:tcMar>
             <w:vAlign w:val="center"/>
           </w:tcPr>
-          <w:p/>
+          <w:p>
+            <w:pPr>
+              <w:keepNext w:val="0"/>
+              <w:keepLines w:val="0"/>
+              <w:widowControl/>
+              <w:suppressLineNumbers w:val="0"/>
+              <w:jc w:val="center"/>
+              <w:textAlignment w:val="center"/>
+            </w:pPr>
+            <w:r>
+              <w:rPr>
+                <w:rFonts w:hint="eastAsia" w:ascii="楷体" w:hAnsi="楷体" w:eastAsia="楷体" w:cs="楷体"/>
+                <w:color w:val="000000"/>
+                <w:kern w:val="0"/>
+                <w:sz w:val="20"/>
+                <w:lang w:val="en-US" w:eastAsia="zh-CN" w:bidi="ar"/>
+              </w:rPr>
+              <w:t>{%tr endfor %}</w:t>
+            </w:r>
+          </w:p>
         </w:tc>
         <w:tc>
           <w:tcPr>
@@ -9875,91 +9919,20 @@
                 <w:sz w:val="20"/>
                 <w:lang w:val="en-US" w:eastAsia="zh-CN" w:bidi="ar"/>
               </w:rPr>
-              <w:t>办公聚集度</w:t>
+              <w:t>重要场所距离</w:t>
             </w:r>
           </w:p>
         </w:tc>
         <w:tc>
           <w:tcPr>
             <w:tcW w:w="6625" w:type="dxa"/>
-            <w:tcBorders>
-              <w:top w:val="nil"/>
-              <w:left w:val="nil"/>
-              <w:bottom w:val="single" w:color="auto" w:sz="4" w:space="0"/>
-              <w:right w:val="single" w:color="auto" w:sz="4" w:space="0"/>
-            </w:tcBorders>
-            <w:shd w:val="clear" w:color="000000" w:fill="FFFFFF"/>
-            <w:noWrap w:val="0"/>
-            <w:tcMar>
-              <w:left w:w="108" w:type="dxa"/>
-              <w:right w:w="108" w:type="dxa"/>
-            </w:tcMar>
-            <w:vAlign w:val="center"/>
-          </w:tcPr>
-          <w:p>
-            <w:pPr>
-              <w:widowControl/>
-              <w:jc w:val="left"/>
-              <w:textAlignment w:val="center"/>
-              <w:rPr>
-                <w:rFonts w:hint="eastAsia" w:ascii="楷体" w:hAnsi="楷体" w:eastAsia="楷体" w:cs="楷体"/>
-                <w:i w:val="0"/>
-                <w:iCs w:val="0"/>
-                <w:color w:val="000000"/>
-                <w:kern w:val="2"/>
-                <w:sz w:val="20"/>
-                <w:szCs w:val="20"/>
-                <w:u w:val="none"/>
-                <w:lang w:val="en-US" w:eastAsia="zh-CN" w:bidi="ar-SA"/>
-              </w:rPr>
-            </w:pPr>
-            <w:r>
-              <w:rPr>
-                <w:rFonts w:hint="eastAsia" w:ascii="楷体" w:hAnsi="楷体" w:eastAsia="楷体" w:cs="楷体"/>
-                <w:color w:val="000000"/>
-                <w:kern w:val="0"/>
-                <w:sz w:val="20"/>
-                <w:lang w:val="en-US" w:eastAsia="zh-CN" w:bidi="ar"/>
-              </w:rPr>
-              <w:t>周边1公里范围内有5幢以上办公场所</w:t>
-            </w:r>
-          </w:p>
-        </w:tc>
-      </w:tr>
-      <w:tr>
-        <w:trPr>
-          <w:trHeight w:val="499" w:hRule="atLeast"/>
-        </w:trPr>
-        <w:tc>
-          <w:tcPr>
-            <w:tcW w:w="708" w:type="dxa"/>
-            <w:vMerge w:val="continue"/>
-            <w:tcBorders>
-              <w:top w:val="single" w:color="auto" w:sz="4" w:space="0"/>
-              <w:left w:val="single" w:color="auto" w:sz="4" w:space="0"/>
-              <w:bottom w:val="single" w:color="auto" w:sz="4" w:space="0"/>
-              <w:right w:val="single" w:color="auto" w:sz="4" w:space="0"/>
-            </w:tcBorders>
-            <w:shd w:val="clear" w:color="auto" w:fill="auto"/>
-            <w:noWrap w:val="0"/>
-            <w:tcMar>
-              <w:left w:w="108" w:type="dxa"/>
-              <w:right w:w="108" w:type="dxa"/>
-            </w:tcMar>
-            <w:vAlign w:val="center"/>
-          </w:tcPr>
-          <w:p/>
-        </w:tc>
-        <w:tc>
-          <w:tcPr>
-            <w:tcW w:w="1953" w:type="dxa"/>
             <w:tcBorders>
               <w:top w:val="single" w:color="auto" w:sz="4" w:space="0"/>
               <w:left w:val="nil"/>
               <w:bottom w:val="single" w:color="auto" w:sz="4" w:space="0"/>
               <w:right w:val="single" w:color="auto" w:sz="4" w:space="0"/>
             </w:tcBorders>
-            <w:shd w:val="clear" w:color="auto" w:fill="auto"/>
+            <w:shd w:val="clear" w:color="000000" w:fill="FFFFFF"/>
             <w:noWrap w:val="0"/>
             <w:tcMar>
               <w:left w:w="108" w:type="dxa"/>
@@ -9969,11 +9942,8 @@
           </w:tcPr>
           <w:p>
             <w:pPr>
-              <w:keepNext w:val="0"/>
-              <w:keepLines w:val="0"/>
               <w:widowControl/>
-              <w:suppressLineNumbers w:val="0"/>
-              <w:jc w:val="center"/>
+              <w:jc w:val="left"/>
               <w:textAlignment w:val="center"/>
               <w:rPr>
                 <w:rFonts w:hint="eastAsia" w:ascii="楷体" w:hAnsi="楷体" w:eastAsia="楷体" w:cs="楷体"/>
@@ -9995,890 +9965,7 @@
                 <w:sz w:val="20"/>
                 <w:lang w:val="en-US" w:eastAsia="zh-CN" w:bidi="ar"/>
               </w:rPr>
-              <w:t>楼层</w:t>
-            </w:r>
-          </w:p>
-        </w:tc>
-        <w:tc>
-          <w:tcPr>
-            <w:tcW w:w="6625" w:type="dxa"/>
-            <w:tcBorders>
-              <w:top w:val="nil"/>
-              <w:left w:val="nil"/>
-              <w:bottom w:val="single" w:color="auto" w:sz="4" w:space="0"/>
-              <w:right w:val="single" w:color="auto" w:sz="4" w:space="0"/>
-            </w:tcBorders>
-            <w:shd w:val="clear" w:color="000000" w:fill="FFFFFF"/>
-            <w:noWrap w:val="0"/>
-            <w:tcMar>
-              <w:left w:w="108" w:type="dxa"/>
-              <w:right w:w="108" w:type="dxa"/>
-            </w:tcMar>
-            <w:vAlign w:val="center"/>
-          </w:tcPr>
-          <w:p>
-            <w:pPr>
-              <w:widowControl/>
-              <w:jc w:val="left"/>
-              <w:textAlignment w:val="center"/>
-              <w:rPr>
-                <w:rFonts w:hint="eastAsia" w:ascii="楷体" w:hAnsi="楷体" w:eastAsia="楷体" w:cs="楷体"/>
-                <w:i w:val="0"/>
-                <w:iCs w:val="0"/>
-                <w:color w:val="000000"/>
-                <w:kern w:val="2"/>
-                <w:sz w:val="20"/>
-                <w:szCs w:val="20"/>
-                <w:u w:val="none"/>
-                <w:lang w:val="en-US" w:eastAsia="zh-CN" w:bidi="ar-SA"/>
-              </w:rPr>
-            </w:pPr>
-            <w:r>
-              <w:rPr>
-                <w:rFonts w:hint="eastAsia" w:ascii="楷体" w:hAnsi="楷体" w:eastAsia="楷体" w:cs="楷体"/>
-                <w:color w:val="000000"/>
-                <w:kern w:val="0"/>
-                <w:sz w:val="20"/>
-                <w:lang w:val="en-US" w:eastAsia="zh-CN" w:bidi="ar"/>
-              </w:rPr>
-              <w:t>所在层数为第十二层和第十五层</w:t>
-            </w:r>
-          </w:p>
-        </w:tc>
-      </w:tr>
-      <w:tr>
-        <w:trPr>
-          <w:trHeight w:val="499" w:hRule="atLeast"/>
-        </w:trPr>
-        <w:tc>
-          <w:tcPr>
-            <w:tcW w:w="708" w:type="dxa"/>
-            <w:vMerge w:val="continue"/>
-            <w:tcBorders>
-              <w:top w:val="single" w:color="auto" w:sz="4" w:space="0"/>
-              <w:left w:val="single" w:color="auto" w:sz="4" w:space="0"/>
-              <w:bottom w:val="single" w:color="auto" w:sz="4" w:space="0"/>
-              <w:right w:val="single" w:color="auto" w:sz="4" w:space="0"/>
-            </w:tcBorders>
-            <w:shd w:val="clear" w:color="auto" w:fill="auto"/>
-            <w:noWrap w:val="0"/>
-            <w:tcMar>
-              <w:left w:w="108" w:type="dxa"/>
-              <w:right w:w="108" w:type="dxa"/>
-            </w:tcMar>
-            <w:vAlign w:val="center"/>
-          </w:tcPr>
-          <w:p/>
-        </w:tc>
-        <w:tc>
-          <w:tcPr>
-            <w:tcW w:w="1953" w:type="dxa"/>
-            <w:tcBorders>
-              <w:top w:val="single" w:color="auto" w:sz="4" w:space="0"/>
-              <w:left w:val="nil"/>
-              <w:bottom w:val="single" w:color="auto" w:sz="4" w:space="0"/>
-              <w:right w:val="single" w:color="auto" w:sz="4" w:space="0"/>
-            </w:tcBorders>
-            <w:shd w:val="clear" w:color="auto" w:fill="auto"/>
-            <w:noWrap w:val="0"/>
-            <w:tcMar>
-              <w:left w:w="108" w:type="dxa"/>
-              <w:right w:w="108" w:type="dxa"/>
-            </w:tcMar>
-            <w:vAlign w:val="center"/>
-          </w:tcPr>
-          <w:p>
-            <w:pPr>
-              <w:keepNext w:val="0"/>
-              <w:keepLines w:val="0"/>
-              <w:widowControl/>
-              <w:suppressLineNumbers w:val="0"/>
-              <w:jc w:val="center"/>
-              <w:textAlignment w:val="center"/>
-              <w:rPr>
-                <w:rFonts w:hint="eastAsia" w:ascii="楷体" w:hAnsi="楷体" w:eastAsia="楷体" w:cs="楷体"/>
-                <w:i w:val="0"/>
-                <w:iCs w:val="0"/>
-                <w:color w:val="000000"/>
-                <w:kern w:val="2"/>
-                <w:sz w:val="20"/>
-                <w:szCs w:val="20"/>
-                <w:u w:val="none"/>
-                <w:lang w:val="en-US" w:eastAsia="zh-CN" w:bidi="ar-SA"/>
-              </w:rPr>
-            </w:pPr>
-            <w:r>
-              <w:rPr>
-                <w:rFonts w:hint="eastAsia" w:ascii="楷体" w:hAnsi="楷体" w:eastAsia="楷体" w:cs="楷体"/>
-                <w:color w:val="000000"/>
-                <w:kern w:val="0"/>
-                <w:sz w:val="20"/>
-                <w:lang w:val="en-US" w:eastAsia="zh-CN" w:bidi="ar"/>
-              </w:rPr>
-              <w:t>朝向</w:t>
-            </w:r>
-          </w:p>
-        </w:tc>
-        <w:tc>
-          <w:tcPr>
-            <w:tcW w:w="6625" w:type="dxa"/>
-            <w:tcBorders>
-              <w:top w:val="nil"/>
-              <w:left w:val="nil"/>
-              <w:bottom w:val="single" w:color="auto" w:sz="4" w:space="0"/>
-              <w:right w:val="single" w:color="auto" w:sz="4" w:space="0"/>
-            </w:tcBorders>
-            <w:shd w:val="clear" w:color="000000" w:fill="FFFFFF"/>
-            <w:noWrap w:val="0"/>
-            <w:tcMar>
-              <w:left w:w="108" w:type="dxa"/>
-              <w:right w:w="108" w:type="dxa"/>
-            </w:tcMar>
-            <w:vAlign w:val="center"/>
-          </w:tcPr>
-          <w:p>
-            <w:pPr>
-              <w:widowControl/>
-              <w:jc w:val="left"/>
-              <w:textAlignment w:val="center"/>
-              <w:rPr>
-                <w:rFonts w:hint="eastAsia" w:ascii="楷体" w:hAnsi="楷体" w:eastAsia="楷体" w:cs="楷体"/>
-                <w:i w:val="0"/>
-                <w:iCs w:val="0"/>
-                <w:color w:val="000000"/>
-                <w:kern w:val="2"/>
-                <w:sz w:val="20"/>
-                <w:szCs w:val="20"/>
-                <w:u w:val="none"/>
-                <w:lang w:val="en-US" w:eastAsia="zh-CN" w:bidi="ar-SA"/>
-              </w:rPr>
-            </w:pPr>
-            <w:r>
-              <w:rPr>
-                <w:rFonts w:hint="eastAsia" w:ascii="楷体" w:hAnsi="楷体" w:eastAsia="楷体" w:cs="楷体"/>
-                <w:color w:val="000000"/>
-                <w:kern w:val="0"/>
-                <w:sz w:val="20"/>
-                <w:lang w:val="en-US" w:eastAsia="zh-CN" w:bidi="ar"/>
-              </w:rPr>
-              <w:t>朝北</w:t>
-            </w:r>
-          </w:p>
-        </w:tc>
-      </w:tr>
-      <w:tr>
-        <w:trPr>
-          <w:trHeight w:val="499" w:hRule="atLeast"/>
-        </w:trPr>
-        <w:tc>
-          <w:tcPr>
-            <w:tcW w:w="708" w:type="dxa"/>
-            <w:vMerge w:val="continue"/>
-            <w:tcBorders>
-              <w:top w:val="single" w:color="auto" w:sz="4" w:space="0"/>
-              <w:left w:val="single" w:color="auto" w:sz="4" w:space="0"/>
-              <w:bottom w:val="single" w:color="auto" w:sz="4" w:space="0"/>
-              <w:right w:val="single" w:color="auto" w:sz="4" w:space="0"/>
-            </w:tcBorders>
-            <w:shd w:val="clear" w:color="auto" w:fill="auto"/>
-            <w:noWrap w:val="0"/>
-            <w:tcMar>
-              <w:left w:w="108" w:type="dxa"/>
-              <w:right w:w="108" w:type="dxa"/>
-            </w:tcMar>
-            <w:vAlign w:val="center"/>
-          </w:tcPr>
-          <w:p/>
-        </w:tc>
-        <w:tc>
-          <w:tcPr>
-            <w:tcW w:w="1953" w:type="dxa"/>
-            <w:tcBorders>
-              <w:top w:val="single" w:color="auto" w:sz="4" w:space="0"/>
-              <w:left w:val="nil"/>
-              <w:bottom w:val="single" w:color="auto" w:sz="4" w:space="0"/>
-              <w:right w:val="single" w:color="auto" w:sz="4" w:space="0"/>
-            </w:tcBorders>
-            <w:shd w:val="clear" w:color="auto" w:fill="auto"/>
-            <w:noWrap w:val="0"/>
-            <w:tcMar>
-              <w:left w:w="108" w:type="dxa"/>
-              <w:right w:w="108" w:type="dxa"/>
-            </w:tcMar>
-            <w:vAlign w:val="center"/>
-          </w:tcPr>
-          <w:p>
-            <w:pPr>
-              <w:keepNext w:val="0"/>
-              <w:keepLines w:val="0"/>
-              <w:widowControl/>
-              <w:suppressLineNumbers w:val="0"/>
-              <w:jc w:val="center"/>
-              <w:textAlignment w:val="center"/>
-              <w:rPr>
-                <w:rFonts w:hint="eastAsia" w:ascii="楷体" w:hAnsi="楷体" w:eastAsia="楷体" w:cs="楷体"/>
-                <w:i w:val="0"/>
-                <w:iCs w:val="0"/>
-                <w:color w:val="000000"/>
-                <w:kern w:val="2"/>
-                <w:sz w:val="20"/>
-                <w:szCs w:val="20"/>
-                <w:u w:val="none"/>
-                <w:lang w:val="en-US" w:eastAsia="zh-CN" w:bidi="ar-SA"/>
-              </w:rPr>
-            </w:pPr>
-            <w:r>
-              <w:rPr>
-                <w:rFonts w:hint="eastAsia" w:ascii="楷体" w:hAnsi="楷体" w:eastAsia="楷体" w:cs="楷体"/>
-                <w:color w:val="000000"/>
-                <w:kern w:val="0"/>
-                <w:sz w:val="20"/>
-                <w:lang w:val="en-US" w:eastAsia="zh-CN" w:bidi="ar"/>
-              </w:rPr>
-              <w:t>离地铁距离</w:t>
-            </w:r>
-          </w:p>
-        </w:tc>
-        <w:tc>
-          <w:tcPr>
-            <w:tcW w:w="6625" w:type="dxa"/>
-            <w:tcBorders>
-              <w:top w:val="nil"/>
-              <w:left w:val="nil"/>
-              <w:bottom w:val="single" w:color="auto" w:sz="4" w:space="0"/>
-              <w:right w:val="single" w:color="auto" w:sz="4" w:space="0"/>
-            </w:tcBorders>
-            <w:shd w:val="clear" w:color="000000" w:fill="FFFFFF"/>
-            <w:noWrap w:val="0"/>
-            <w:tcMar>
-              <w:left w:w="108" w:type="dxa"/>
-              <w:right w:w="108" w:type="dxa"/>
-            </w:tcMar>
-            <w:vAlign w:val="center"/>
-          </w:tcPr>
-          <w:p>
-            <w:pPr>
-              <w:widowControl/>
-              <w:jc w:val="left"/>
-              <w:textAlignment w:val="center"/>
-              <w:rPr>
-                <w:rFonts w:hint="eastAsia" w:ascii="楷体" w:hAnsi="楷体" w:eastAsia="楷体" w:cs="楷体"/>
-                <w:i w:val="0"/>
-                <w:iCs w:val="0"/>
-                <w:color w:val="000000"/>
-                <w:kern w:val="2"/>
-                <w:sz w:val="20"/>
-                <w:szCs w:val="20"/>
-                <w:u w:val="none"/>
-                <w:lang w:val="en-US" w:eastAsia="zh-CN" w:bidi="ar-SA"/>
-              </w:rPr>
-            </w:pPr>
-            <w:r>
-              <w:rPr>
-                <w:rFonts w:hint="eastAsia" w:ascii="楷体" w:hAnsi="楷体" w:eastAsia="楷体" w:cs="楷体"/>
-                <w:color w:val="000000"/>
-                <w:kern w:val="0"/>
-                <w:sz w:val="20"/>
-                <w:lang w:val="en-US" w:eastAsia="zh-CN" w:bidi="ar"/>
-              </w:rPr>
-              <w:t>距离地铁口直线距离约800米</w:t>
-            </w:r>
-          </w:p>
-        </w:tc>
-      </w:tr>
-      <w:tr>
-        <w:trPr>
-          <w:trHeight w:val="499" w:hRule="atLeast"/>
-        </w:trPr>
-        <w:tc>
-          <w:tcPr>
-            <w:tcW w:w="708" w:type="dxa"/>
-            <w:vMerge w:val="continue"/>
-            <w:tcBorders>
-              <w:top w:val="single" w:color="auto" w:sz="4" w:space="0"/>
-              <w:left w:val="single" w:color="auto" w:sz="4" w:space="0"/>
-              <w:bottom w:val="single" w:color="auto" w:sz="4" w:space="0"/>
-              <w:right w:val="single" w:color="auto" w:sz="4" w:space="0"/>
-            </w:tcBorders>
-            <w:shd w:val="clear" w:color="auto" w:fill="auto"/>
-            <w:noWrap w:val="0"/>
-            <w:tcMar>
-              <w:left w:w="108" w:type="dxa"/>
-              <w:right w:w="108" w:type="dxa"/>
-            </w:tcMar>
-            <w:vAlign w:val="center"/>
-          </w:tcPr>
-          <w:p/>
-        </w:tc>
-        <w:tc>
-          <w:tcPr>
-            <w:tcW w:w="1953" w:type="dxa"/>
-            <w:tcBorders>
-              <w:top w:val="single" w:color="auto" w:sz="4" w:space="0"/>
-              <w:left w:val="nil"/>
-              <w:bottom w:val="single" w:color="auto" w:sz="4" w:space="0"/>
-              <w:right w:val="single" w:color="auto" w:sz="4" w:space="0"/>
-            </w:tcBorders>
-            <w:shd w:val="clear" w:color="auto" w:fill="auto"/>
-            <w:noWrap w:val="0"/>
-            <w:tcMar>
-              <w:left w:w="108" w:type="dxa"/>
-              <w:right w:w="108" w:type="dxa"/>
-            </w:tcMar>
-            <w:vAlign w:val="center"/>
-          </w:tcPr>
-          <w:p>
-            <w:pPr>
-              <w:keepNext w:val="0"/>
-              <w:keepLines w:val="0"/>
-              <w:widowControl/>
-              <w:suppressLineNumbers w:val="0"/>
-              <w:jc w:val="center"/>
-              <w:textAlignment w:val="center"/>
-              <w:rPr>
-                <w:rFonts w:hint="eastAsia" w:ascii="楷体" w:hAnsi="楷体" w:eastAsia="楷体" w:cs="楷体"/>
-                <w:i w:val="0"/>
-                <w:iCs w:val="0"/>
-                <w:color w:val="000000"/>
-                <w:kern w:val="2"/>
-                <w:sz w:val="20"/>
-                <w:szCs w:val="20"/>
-                <w:u w:val="none"/>
-                <w:lang w:val="en-US" w:eastAsia="zh-CN" w:bidi="ar-SA"/>
-              </w:rPr>
-            </w:pPr>
-            <w:r>
-              <w:rPr>
-                <w:rFonts w:hint="eastAsia" w:ascii="楷体" w:hAnsi="楷体" w:eastAsia="楷体" w:cs="楷体"/>
-                <w:color w:val="000000"/>
-                <w:kern w:val="0"/>
-                <w:sz w:val="20"/>
-                <w:lang w:val="en-US" w:eastAsia="zh-CN" w:bidi="ar"/>
-              </w:rPr>
-              <w:t>200米内公交线路数</w:t>
-            </w:r>
-          </w:p>
-        </w:tc>
-        <w:tc>
-          <w:tcPr>
-            <w:tcW w:w="6625" w:type="dxa"/>
-            <w:tcBorders>
-              <w:top w:val="nil"/>
-              <w:left w:val="nil"/>
-              <w:bottom w:val="single" w:color="auto" w:sz="4" w:space="0"/>
-              <w:right w:val="single" w:color="auto" w:sz="4" w:space="0"/>
-            </w:tcBorders>
-            <w:shd w:val="clear" w:color="000000" w:fill="FFFFFF"/>
-            <w:noWrap w:val="0"/>
-            <w:tcMar>
-              <w:left w:w="108" w:type="dxa"/>
-              <w:right w:w="108" w:type="dxa"/>
-            </w:tcMar>
-            <w:vAlign w:val="center"/>
-          </w:tcPr>
-          <w:p>
-            <w:pPr>
-              <w:widowControl/>
-              <w:jc w:val="left"/>
-              <w:textAlignment w:val="center"/>
-              <w:rPr>
-                <w:rFonts w:hint="eastAsia" w:ascii="楷体" w:hAnsi="楷体" w:eastAsia="楷体" w:cs="楷体"/>
-                <w:i w:val="0"/>
-                <w:iCs w:val="0"/>
-                <w:color w:val="000000"/>
-                <w:kern w:val="2"/>
-                <w:sz w:val="20"/>
-                <w:szCs w:val="20"/>
-                <w:u w:val="none"/>
-                <w:lang w:val="en-US" w:eastAsia="zh-CN" w:bidi="ar-SA"/>
-              </w:rPr>
-            </w:pPr>
-            <w:r>
-              <w:rPr>
-                <w:rFonts w:hint="eastAsia" w:ascii="楷体" w:hAnsi="楷体" w:eastAsia="楷体" w:cs="楷体"/>
-                <w:color w:val="000000"/>
-                <w:kern w:val="0"/>
-                <w:sz w:val="20"/>
-                <w:lang w:val="en-US" w:eastAsia="zh-CN" w:bidi="ar"/>
-              </w:rPr>
-              <w:t>705路 ; 732B路 ; 732路 ; 753路 ; 761路 ; 763路 ; 772路 ; 7736路公交车</w:t>
-            </w:r>
-          </w:p>
-        </w:tc>
-      </w:tr>
-      <w:tr>
-        <w:trPr>
-          <w:trHeight w:val="499" w:hRule="atLeast"/>
-        </w:trPr>
-        <w:tc>
-          <w:tcPr>
-            <w:tcW w:w="708" w:type="dxa"/>
-            <w:vMerge w:val="continue"/>
-            <w:tcBorders>
-              <w:top w:val="single" w:color="auto" w:sz="4" w:space="0"/>
-              <w:left w:val="single" w:color="auto" w:sz="4" w:space="0"/>
-              <w:bottom w:val="single" w:color="auto" w:sz="4" w:space="0"/>
-              <w:right w:val="single" w:color="auto" w:sz="4" w:space="0"/>
-            </w:tcBorders>
-            <w:shd w:val="clear" w:color="auto" w:fill="auto"/>
-            <w:noWrap w:val="0"/>
-            <w:tcMar>
-              <w:left w:w="108" w:type="dxa"/>
-              <w:right w:w="108" w:type="dxa"/>
-            </w:tcMar>
-            <w:vAlign w:val="center"/>
-          </w:tcPr>
-          <w:p/>
-        </w:tc>
-        <w:tc>
-          <w:tcPr>
-            <w:tcW w:w="1953" w:type="dxa"/>
-            <w:tcBorders>
-              <w:top w:val="single" w:color="auto" w:sz="4" w:space="0"/>
-              <w:left w:val="nil"/>
-              <w:bottom w:val="single" w:color="auto" w:sz="4" w:space="0"/>
-              <w:right w:val="single" w:color="auto" w:sz="4" w:space="0"/>
-            </w:tcBorders>
-            <w:shd w:val="clear" w:color="auto" w:fill="auto"/>
-            <w:noWrap w:val="0"/>
-            <w:tcMar>
-              <w:left w:w="108" w:type="dxa"/>
-              <w:right w:w="108" w:type="dxa"/>
-            </w:tcMar>
-            <w:vAlign w:val="center"/>
-          </w:tcPr>
-          <w:p>
-            <w:pPr>
-              <w:keepNext w:val="0"/>
-              <w:keepLines w:val="0"/>
-              <w:widowControl/>
-              <w:suppressLineNumbers w:val="0"/>
-              <w:jc w:val="center"/>
-              <w:textAlignment w:val="center"/>
-              <w:rPr>
-                <w:rFonts w:hint="eastAsia" w:ascii="楷体" w:hAnsi="楷体" w:eastAsia="楷体" w:cs="楷体"/>
-                <w:i w:val="0"/>
-                <w:iCs w:val="0"/>
-                <w:color w:val="000000"/>
-                <w:kern w:val="2"/>
-                <w:sz w:val="20"/>
-                <w:szCs w:val="20"/>
-                <w:u w:val="none"/>
-                <w:lang w:val="en-US" w:eastAsia="zh-CN" w:bidi="ar-SA"/>
-              </w:rPr>
-            </w:pPr>
-            <w:r>
-              <w:rPr>
-                <w:rFonts w:hint="eastAsia" w:ascii="楷体" w:hAnsi="楷体" w:eastAsia="楷体" w:cs="楷体"/>
-                <w:color w:val="000000"/>
-                <w:kern w:val="0"/>
-                <w:sz w:val="20"/>
-                <w:lang w:val="en-US" w:eastAsia="zh-CN" w:bidi="ar"/>
-              </w:rPr>
-              <w:t>停车便利度</w:t>
-            </w:r>
-          </w:p>
-        </w:tc>
-        <w:tc>
-          <w:tcPr>
-            <w:tcW w:w="6625" w:type="dxa"/>
-            <w:tcBorders>
-              <w:top w:val="nil"/>
-              <w:left w:val="nil"/>
-              <w:bottom w:val="single" w:color="auto" w:sz="4" w:space="0"/>
-              <w:right w:val="single" w:color="auto" w:sz="4" w:space="0"/>
-            </w:tcBorders>
-            <w:shd w:val="clear" w:color="000000" w:fill="FFFFFF"/>
-            <w:noWrap w:val="0"/>
-            <w:tcMar>
-              <w:left w:w="108" w:type="dxa"/>
-              <w:right w:w="108" w:type="dxa"/>
-            </w:tcMar>
-            <w:vAlign w:val="center"/>
-          </w:tcPr>
-          <w:p>
-            <w:pPr>
-              <w:widowControl/>
-              <w:jc w:val="left"/>
-              <w:textAlignment w:val="center"/>
-              <w:rPr>
-                <w:rFonts w:hint="eastAsia" w:ascii="楷体" w:hAnsi="楷体" w:eastAsia="楷体" w:cs="楷体"/>
-                <w:i w:val="0"/>
-                <w:iCs w:val="0"/>
-                <w:color w:val="000000"/>
-                <w:kern w:val="2"/>
-                <w:sz w:val="20"/>
-                <w:szCs w:val="20"/>
-                <w:u w:val="none"/>
-                <w:lang w:val="en-US" w:eastAsia="zh-CN" w:bidi="ar-SA"/>
-              </w:rPr>
-            </w:pPr>
-            <w:r>
-              <w:rPr>
-                <w:rFonts w:hint="eastAsia" w:ascii="楷体" w:hAnsi="楷体" w:eastAsia="楷体" w:cs="楷体"/>
-                <w:color w:val="000000"/>
-                <w:kern w:val="0"/>
-                <w:sz w:val="20"/>
-                <w:lang w:val="en-US" w:eastAsia="zh-CN" w:bidi="ar"/>
-              </w:rPr>
-              <w:t>停车位基本满足</w:t>
-            </w:r>
-          </w:p>
-        </w:tc>
-      </w:tr>
-      <w:tr>
-        <w:trPr>
-          <w:trHeight w:val="499" w:hRule="atLeast"/>
-        </w:trPr>
-        <w:tc>
-          <w:tcPr>
-            <w:tcW w:w="708" w:type="dxa"/>
-            <w:vMerge w:val="continue"/>
-            <w:tcBorders>
-              <w:top w:val="single" w:color="auto" w:sz="4" w:space="0"/>
-              <w:left w:val="single" w:color="auto" w:sz="4" w:space="0"/>
-              <w:bottom w:val="single" w:color="auto" w:sz="4" w:space="0"/>
-              <w:right w:val="single" w:color="auto" w:sz="4" w:space="0"/>
-            </w:tcBorders>
-            <w:shd w:val="clear" w:color="auto" w:fill="auto"/>
-            <w:noWrap w:val="0"/>
-            <w:tcMar>
-              <w:left w:w="108" w:type="dxa"/>
-              <w:right w:w="108" w:type="dxa"/>
-            </w:tcMar>
-            <w:vAlign w:val="center"/>
-          </w:tcPr>
-          <w:p/>
-        </w:tc>
-        <w:tc>
-          <w:tcPr>
-            <w:tcW w:w="1953" w:type="dxa"/>
-            <w:tcBorders>
-              <w:top w:val="single" w:color="auto" w:sz="4" w:space="0"/>
-              <w:left w:val="nil"/>
-              <w:bottom w:val="single" w:color="auto" w:sz="4" w:space="0"/>
-              <w:right w:val="single" w:color="auto" w:sz="4" w:space="0"/>
-            </w:tcBorders>
-            <w:shd w:val="clear" w:color="auto" w:fill="auto"/>
-            <w:noWrap w:val="0"/>
-            <w:tcMar>
-              <w:left w:w="108" w:type="dxa"/>
-              <w:right w:w="108" w:type="dxa"/>
-            </w:tcMar>
-            <w:vAlign w:val="center"/>
-          </w:tcPr>
-          <w:p>
-            <w:pPr>
-              <w:keepNext w:val="0"/>
-              <w:keepLines w:val="0"/>
-              <w:widowControl/>
-              <w:suppressLineNumbers w:val="0"/>
-              <w:jc w:val="center"/>
-              <w:textAlignment w:val="center"/>
-              <w:rPr>
-                <w:rFonts w:hint="eastAsia" w:ascii="楷体" w:hAnsi="楷体" w:eastAsia="楷体" w:cs="楷体"/>
-                <w:i w:val="0"/>
-                <w:iCs w:val="0"/>
-                <w:color w:val="000000"/>
-                <w:kern w:val="2"/>
-                <w:sz w:val="20"/>
-                <w:szCs w:val="20"/>
-                <w:u w:val="none"/>
-                <w:lang w:val="en-US" w:eastAsia="zh-CN" w:bidi="ar-SA"/>
-              </w:rPr>
-            </w:pPr>
-            <w:r>
-              <w:rPr>
-                <w:rFonts w:hint="eastAsia" w:ascii="楷体" w:hAnsi="楷体" w:eastAsia="楷体" w:cs="楷体"/>
-                <w:color w:val="000000"/>
-                <w:kern w:val="0"/>
-                <w:sz w:val="20"/>
-                <w:lang w:val="en-US" w:eastAsia="zh-CN" w:bidi="ar"/>
-              </w:rPr>
-              <w:t>基础设施</w:t>
-            </w:r>
-          </w:p>
-        </w:tc>
-        <w:tc>
-          <w:tcPr>
-            <w:tcW w:w="6625" w:type="dxa"/>
-            <w:tcBorders>
-              <w:top w:val="nil"/>
-              <w:left w:val="nil"/>
-              <w:bottom w:val="single" w:color="auto" w:sz="4" w:space="0"/>
-              <w:right w:val="single" w:color="auto" w:sz="4" w:space="0"/>
-            </w:tcBorders>
-            <w:shd w:val="clear" w:color="000000" w:fill="FFFFFF"/>
-            <w:noWrap w:val="0"/>
-            <w:tcMar>
-              <w:left w:w="108" w:type="dxa"/>
-              <w:right w:w="108" w:type="dxa"/>
-            </w:tcMar>
-            <w:vAlign w:val="center"/>
-          </w:tcPr>
-          <w:p>
-            <w:pPr>
-              <w:widowControl/>
-              <w:jc w:val="left"/>
-              <w:textAlignment w:val="center"/>
-              <w:rPr>
-                <w:rFonts w:hint="eastAsia" w:ascii="楷体" w:hAnsi="楷体" w:eastAsia="楷体" w:cs="楷体"/>
-                <w:i w:val="0"/>
-                <w:iCs w:val="0"/>
-                <w:color w:val="000000"/>
-                <w:kern w:val="2"/>
-                <w:sz w:val="20"/>
-                <w:szCs w:val="20"/>
-                <w:u w:val="none"/>
-                <w:lang w:val="en-US" w:eastAsia="zh-CN" w:bidi="ar-SA"/>
-              </w:rPr>
-            </w:pPr>
-            <w:r>
-              <w:rPr>
-                <w:rFonts w:hint="eastAsia" w:ascii="楷体" w:hAnsi="楷体" w:eastAsia="楷体" w:cs="楷体"/>
-                <w:color w:val="000000"/>
-                <w:kern w:val="0"/>
-                <w:sz w:val="20"/>
-                <w:lang w:val="en-US" w:eastAsia="zh-CN" w:bidi="ar"/>
-              </w:rPr>
-              <w:t>该宗地红线内外基础设施达到“五通一平”即通给水、通排水、通电、通路、通讯、场地平整</w:t>
-            </w:r>
-          </w:p>
-        </w:tc>
-      </w:tr>
-      <w:tr>
-        <w:trPr>
-          <w:trHeight w:val="499" w:hRule="atLeast"/>
-        </w:trPr>
-        <w:tc>
-          <w:tcPr>
-            <w:tcW w:w="708" w:type="dxa"/>
-            <w:vMerge w:val="continue"/>
-            <w:tcBorders>
-              <w:top w:val="single" w:color="auto" w:sz="4" w:space="0"/>
-              <w:left w:val="single" w:color="auto" w:sz="4" w:space="0"/>
-              <w:bottom w:val="single" w:color="auto" w:sz="4" w:space="0"/>
-              <w:right w:val="single" w:color="auto" w:sz="4" w:space="0"/>
-            </w:tcBorders>
-            <w:noWrap w:val="0"/>
-            <w:tcMar>
-              <w:left w:w="108" w:type="dxa"/>
-              <w:right w:w="108" w:type="dxa"/>
-            </w:tcMar>
-            <w:vAlign w:val="center"/>
-          </w:tcPr>
-          <w:p/>
-        </w:tc>
-        <w:tc>
-          <w:tcPr>
-            <w:tcW w:w="1953" w:type="dxa"/>
-            <w:tcBorders>
-              <w:top w:val="single" w:color="auto" w:sz="4" w:space="0"/>
-              <w:left w:val="nil"/>
-              <w:bottom w:val="single" w:color="auto" w:sz="4" w:space="0"/>
-              <w:right w:val="single" w:color="auto" w:sz="4" w:space="0"/>
-            </w:tcBorders>
-            <w:noWrap w:val="0"/>
-            <w:tcMar>
-              <w:left w:w="108" w:type="dxa"/>
-              <w:right w:w="108" w:type="dxa"/>
-            </w:tcMar>
-            <w:vAlign w:val="center"/>
-          </w:tcPr>
-          <w:p>
-            <w:pPr>
-              <w:keepNext w:val="0"/>
-              <w:keepLines w:val="0"/>
-              <w:widowControl/>
-              <w:suppressLineNumbers w:val="0"/>
-              <w:jc w:val="center"/>
-              <w:textAlignment w:val="center"/>
-              <w:rPr>
-                <w:rFonts w:hint="eastAsia" w:ascii="楷体" w:hAnsi="楷体" w:eastAsia="楷体" w:cs="楷体"/>
-                <w:i w:val="0"/>
-                <w:iCs w:val="0"/>
-                <w:color w:val="000000"/>
-                <w:kern w:val="2"/>
-                <w:sz w:val="20"/>
-                <w:szCs w:val="20"/>
-                <w:u w:val="none"/>
-                <w:lang w:val="en-US" w:eastAsia="zh-CN" w:bidi="ar-SA"/>
-              </w:rPr>
-            </w:pPr>
-            <w:r>
-              <w:rPr>
-                <w:rFonts w:hint="eastAsia" w:ascii="楷体" w:hAnsi="楷体" w:eastAsia="楷体" w:cs="楷体"/>
-                <w:color w:val="000000"/>
-                <w:kern w:val="0"/>
-                <w:sz w:val="20"/>
-                <w:lang w:val="en-US" w:eastAsia="zh-CN" w:bidi="ar"/>
-              </w:rPr>
-              <w:t>公共服务设施</w:t>
-            </w:r>
-          </w:p>
-        </w:tc>
-        <w:tc>
-          <w:tcPr>
-            <w:tcW w:w="6625" w:type="dxa"/>
-            <w:tcBorders>
-              <w:top w:val="nil"/>
-              <w:left w:val="nil"/>
-              <w:bottom w:val="single" w:color="auto" w:sz="4" w:space="0"/>
-              <w:right w:val="single" w:color="auto" w:sz="4" w:space="0"/>
-            </w:tcBorders>
-            <w:noWrap w:val="0"/>
-            <w:tcMar>
-              <w:left w:w="108" w:type="dxa"/>
-              <w:right w:w="108" w:type="dxa"/>
-            </w:tcMar>
-            <w:vAlign w:val="center"/>
-          </w:tcPr>
-          <w:p>
-            <w:pPr>
-              <w:widowControl/>
-              <w:jc w:val="left"/>
-              <w:textAlignment w:val="center"/>
-              <w:rPr>
-                <w:rFonts w:hint="eastAsia" w:ascii="楷体" w:hAnsi="楷体" w:eastAsia="楷体" w:cs="楷体"/>
-                <w:i w:val="0"/>
-                <w:iCs w:val="0"/>
-                <w:color w:val="000000"/>
-                <w:kern w:val="2"/>
-                <w:sz w:val="20"/>
-                <w:szCs w:val="20"/>
-                <w:u w:val="none"/>
-                <w:lang w:val="en-US" w:eastAsia="zh-CN" w:bidi="ar-SA"/>
-              </w:rPr>
-            </w:pPr>
-            <w:r>
-              <w:rPr>
-                <w:rFonts w:hint="eastAsia" w:ascii="楷体" w:hAnsi="楷体" w:eastAsia="楷体" w:cs="楷体"/>
-                <w:color w:val="000000"/>
-                <w:kern w:val="0"/>
-                <w:sz w:val="20"/>
-                <w:lang w:val="en-US" w:eastAsia="zh-CN" w:bidi="ar"/>
-              </w:rPr>
-              <w:t>附近学校有杭州市萧山区第一中等职业学校、杭州市萧山第五高级中学；医院有社区卫生院、萧山医院；银行有中国工商银行、萧山农商银行；商场有萧山万象汇、加州阳光</w:t>
-            </w:r>
-          </w:p>
-        </w:tc>
-      </w:tr>
-      <w:tr>
-        <w:trPr>
-          <w:trHeight w:val="499" w:hRule="atLeast"/>
-        </w:trPr>
-        <w:tc>
-          <w:tcPr>
-            <w:tcW w:w="708" w:type="dxa"/>
-            <w:vMerge w:val="continue"/>
-            <w:tcBorders>
-              <w:top w:val="single" w:color="auto" w:sz="4" w:space="0"/>
-              <w:left w:val="single" w:color="auto" w:sz="4" w:space="0"/>
-              <w:bottom w:val="single" w:color="auto" w:sz="4" w:space="0"/>
-              <w:right w:val="single" w:color="auto" w:sz="4" w:space="0"/>
-            </w:tcBorders>
-            <w:shd w:val="clear" w:color="auto" w:fill="auto"/>
-            <w:noWrap w:val="0"/>
-            <w:tcMar>
-              <w:left w:w="108" w:type="dxa"/>
-              <w:right w:w="108" w:type="dxa"/>
-            </w:tcMar>
-            <w:vAlign w:val="center"/>
-          </w:tcPr>
-          <w:p/>
-        </w:tc>
-        <w:tc>
-          <w:tcPr>
-            <w:tcW w:w="1953" w:type="dxa"/>
-            <w:tcBorders>
-              <w:top w:val="single" w:color="auto" w:sz="4" w:space="0"/>
-              <w:left w:val="nil"/>
-              <w:bottom w:val="single" w:color="auto" w:sz="4" w:space="0"/>
-              <w:right w:val="single" w:color="auto" w:sz="4" w:space="0"/>
-            </w:tcBorders>
-            <w:shd w:val="clear" w:color="auto" w:fill="auto"/>
-            <w:noWrap w:val="0"/>
-            <w:tcMar>
-              <w:left w:w="108" w:type="dxa"/>
-              <w:right w:w="108" w:type="dxa"/>
-            </w:tcMar>
-            <w:vAlign w:val="center"/>
-          </w:tcPr>
-          <w:p>
-            <w:pPr>
-              <w:keepNext w:val="0"/>
-              <w:keepLines w:val="0"/>
-              <w:widowControl/>
-              <w:suppressLineNumbers w:val="0"/>
-              <w:jc w:val="center"/>
-              <w:textAlignment w:val="center"/>
-              <w:rPr>
-                <w:rFonts w:hint="eastAsia" w:ascii="楷体" w:hAnsi="楷体" w:eastAsia="楷体" w:cs="楷体"/>
-                <w:i w:val="0"/>
-                <w:iCs w:val="0"/>
-                <w:color w:val="000000"/>
-                <w:kern w:val="2"/>
-                <w:sz w:val="20"/>
-                <w:szCs w:val="20"/>
-                <w:u w:val="none"/>
-                <w:lang w:val="en-US" w:eastAsia="zh-CN" w:bidi="ar-SA"/>
-              </w:rPr>
-            </w:pPr>
-            <w:r>
-              <w:rPr>
-                <w:rFonts w:hint="eastAsia" w:ascii="楷体" w:hAnsi="楷体" w:eastAsia="楷体" w:cs="楷体"/>
-                <w:color w:val="000000"/>
-                <w:kern w:val="0"/>
-                <w:sz w:val="20"/>
-                <w:lang w:val="en-US" w:eastAsia="zh-CN" w:bidi="ar"/>
-              </w:rPr>
-              <w:t>景观</w:t>
-            </w:r>
-          </w:p>
-        </w:tc>
-        <w:tc>
-          <w:tcPr>
-            <w:tcW w:w="6625" w:type="dxa"/>
-            <w:tcBorders>
-              <w:top w:val="nil"/>
-              <w:left w:val="nil"/>
-              <w:bottom w:val="single" w:color="auto" w:sz="4" w:space="0"/>
-              <w:right w:val="single" w:color="auto" w:sz="4" w:space="0"/>
-            </w:tcBorders>
-            <w:shd w:val="clear" w:color="000000" w:fill="FFFFFF"/>
-            <w:noWrap w:val="0"/>
-            <w:tcMar>
-              <w:left w:w="108" w:type="dxa"/>
-              <w:right w:w="108" w:type="dxa"/>
-            </w:tcMar>
-            <w:vAlign w:val="center"/>
-          </w:tcPr>
-          <w:p>
-            <w:pPr>
-              <w:widowControl/>
-              <w:jc w:val="left"/>
-              <w:textAlignment w:val="center"/>
-              <w:rPr>
-                <w:rFonts w:hint="eastAsia" w:ascii="楷体" w:hAnsi="楷体" w:eastAsia="楷体" w:cs="楷体"/>
-                <w:i w:val="0"/>
-                <w:iCs w:val="0"/>
-                <w:color w:val="000000"/>
-                <w:kern w:val="2"/>
-                <w:sz w:val="20"/>
-                <w:szCs w:val="20"/>
-                <w:u w:val="none"/>
-                <w:lang w:val="en-US" w:eastAsia="zh-CN" w:bidi="ar-SA"/>
-              </w:rPr>
-            </w:pPr>
-            <w:r>
-              <w:rPr>
-                <w:rFonts w:hint="eastAsia" w:ascii="楷体" w:hAnsi="楷体" w:eastAsia="楷体" w:cs="楷体"/>
-                <w:color w:val="000000"/>
-                <w:kern w:val="0"/>
-                <w:sz w:val="20"/>
-                <w:lang w:val="en-US" w:eastAsia="zh-CN" w:bidi="ar"/>
-              </w:rPr>
-              <w:t>景观较好</w:t>
+              <w:t>距离北干街道直线距离约1.5公里，萧山区政府直线距离约0.3公里</w:t>
             </w:r>
           </w:p>
         </w:tc>
@@ -11000,7 +10087,7 @@
                 <w:sz w:val="20"/>
                 <w:lang w:val="en-US" w:eastAsia="zh-CN" w:bidi="ar"/>
               </w:rPr>
-              <w:t>实物状况</w:t>
+              <w:t>{%tr for f in 实物因素 %}</w:t>
             </w:r>
           </w:p>
         </w:tc>
@@ -11105,7 +10192,6 @@
         <w:tc>
           <w:tcPr>
             <w:tcW w:w="725" w:type="dxa"/>
-            <w:vMerge w:val="continue"/>
             <w:tcBorders>
               <w:top w:val="single" w:color="auto" w:sz="4" w:space="0"/>
               <w:left w:val="single" w:color="auto" w:sz="4" w:space="0"/>
@@ -11118,24 +10204,7 @@
               <w:right w:w="108" w:type="dxa"/>
             </w:tcMar>
             <w:vAlign w:val="center"/>
-          </w:tcPr>
-          <w:p/>
-        </w:tc>
-        <w:tc>
-          <w:tcPr>
-            <w:tcW w:w="1950" w:type="dxa"/>
-            <w:tcBorders>
-              <w:top w:val="single" w:color="auto" w:sz="4" w:space="0"/>
-              <w:left w:val="nil"/>
-              <w:bottom w:val="single" w:color="auto" w:sz="4" w:space="0"/>
-              <w:right w:val="single" w:color="auto" w:sz="4" w:space="0"/>
-            </w:tcBorders>
-            <w:noWrap w:val="0"/>
-            <w:tcMar>
-              <w:left w:w="108" w:type="dxa"/>
-              <w:right w:w="108" w:type="dxa"/>
-            </w:tcMar>
-            <w:vAlign w:val="center"/>
+            <w:vMerge w:val="{% if loop.first %}restart{% else %}continue{% endif %}"/>
           </w:tcPr>
           <w:p>
             <w:pPr>
@@ -11165,78 +10234,9 @@
                 <w:sz w:val="20"/>
                 <w:lang w:val="en-US" w:eastAsia="zh-CN" w:bidi="ar"/>
               </w:rPr>
-              <w:t>建筑外观</w:t>
+              <w:t>{% if loop.first %}实物状况{% endif %}</w:t>
             </w:r>
           </w:p>
-        </w:tc>
-        <w:tc>
-          <w:tcPr>
-            <w:tcW w:w="6611" w:type="dxa"/>
-            <w:tcBorders>
-              <w:top w:val="nil"/>
-              <w:left w:val="nil"/>
-              <w:bottom w:val="single" w:color="auto" w:sz="4" w:space="0"/>
-              <w:right w:val="single" w:color="auto" w:sz="4" w:space="0"/>
-            </w:tcBorders>
-            <w:noWrap w:val="0"/>
-            <w:tcMar>
-              <w:left w:w="108" w:type="dxa"/>
-              <w:right w:w="108" w:type="dxa"/>
-            </w:tcMar>
-            <w:vAlign w:val="center"/>
-          </w:tcPr>
-          <w:p>
-            <w:pPr>
-              <w:widowControl/>
-              <w:jc w:val="left"/>
-              <w:textAlignment w:val="center"/>
-              <w:rPr>
-                <w:rFonts w:hint="eastAsia" w:ascii="楷体" w:hAnsi="楷体" w:eastAsia="楷体" w:cs="楷体"/>
-                <w:i w:val="0"/>
-                <w:iCs w:val="0"/>
-                <w:color w:val="000000"/>
-                <w:kern w:val="2"/>
-                <w:sz w:val="20"/>
-                <w:szCs w:val="20"/>
-                <w:u w:val="none"/>
-                <w:lang w:val="en-US" w:eastAsia="zh-CN" w:bidi="ar-SA"/>
-              </w:rPr>
-            </w:pPr>
-            <w:r>
-              <w:rPr>
-                <w:rFonts w:hint="eastAsia" w:ascii="楷体" w:hAnsi="楷体" w:eastAsia="楷体" w:cs="楷体"/>
-                <w:color w:val="000000"/>
-                <w:kern w:val="0"/>
-                <w:sz w:val="20"/>
-                <w:lang w:val="en-US" w:eastAsia="zh-CN" w:bidi="ar"/>
-              </w:rPr>
-              <w:t>外墙是玻璃幕墙，造型比较方正，简洁利落，门面是无框玻璃门</w:t>
-            </w:r>
-          </w:p>
-        </w:tc>
-      </w:tr>
-      <w:tr>
-        <w:trPr>
-          <w:trHeight w:val="499" w:hRule="atLeast"/>
-        </w:trPr>
-        <w:tc>
-          <w:tcPr>
-            <w:tcW w:w="725" w:type="dxa"/>
-            <w:vMerge w:val="continue"/>
-            <w:tcBorders>
-              <w:top w:val="single" w:color="auto" w:sz="4" w:space="0"/>
-              <w:left w:val="single" w:color="auto" w:sz="4" w:space="0"/>
-              <w:bottom w:val="single" w:color="auto" w:sz="4" w:space="0"/>
-              <w:right w:val="single" w:color="auto" w:sz="4" w:space="0"/>
-            </w:tcBorders>
-            <w:noWrap w:val="0"/>
-            <w:tcMar>
-              <w:left w:w="108" w:type="dxa"/>
-              <w:right w:w="108" w:type="dxa"/>
-            </w:tcMar>
-            <w:vAlign w:val="center"/>
-          </w:tcPr>
-          <w:p/>
         </w:tc>
         <w:tc>
           <w:tcPr>
@@ -11282,7 +10282,7 @@
                 <w:sz w:val="20"/>
                 <w:lang w:val="en-US" w:eastAsia="zh-CN" w:bidi="ar"/>
               </w:rPr>
-              <w:t>建筑结构</w:t>
+              <w:t>{{ f.name }}</w:t>
             </w:r>
           </w:p>
         </w:tc>
@@ -11290,7 +10290,7 @@
           <w:tcPr>
             <w:tcW w:w="6611" w:type="dxa"/>
             <w:tcBorders>
-              <w:top w:val="nil"/>
+              <w:top w:val="single" w:color="auto" w:sz="4" w:space="0"/>
               <w:left w:val="nil"/>
               <w:bottom w:val="single" w:color="auto" w:sz="4" w:space="0"/>
               <w:right w:val="single" w:color="auto" w:sz="4" w:space="0"/>
@@ -11327,7 +10327,7 @@
                 <w:sz w:val="20"/>
                 <w:lang w:val="en-US" w:eastAsia="zh-CN" w:bidi="ar"/>
               </w:rPr>
-              <w:t>钢混结构，地上23层，地下3层</w:t>
+              <w:t>{% if f.name == "建筑规模" %}{{ subjects_narrative }}{% else %}{{ f.description }}{% endif %}</w:t>
             </w:r>
           </w:p>
         </w:tc>
@@ -11339,28 +10339,10 @@
         <w:tc>
           <w:tcPr>
             <w:tcW w:w="725" w:type="dxa"/>
-            <w:vMerge w:val="continue"/>
+            <w:vMerge w:val="restart"/>
             <w:tcBorders>
               <w:top w:val="single" w:color="auto" w:sz="4" w:space="0"/>
               <w:left w:val="single" w:color="auto" w:sz="4" w:space="0"/>
-              <w:bottom w:val="single" w:color="auto" w:sz="4" w:space="0"/>
-              <w:right w:val="single" w:color="auto" w:sz="4" w:space="0"/>
-            </w:tcBorders>
-            <w:noWrap w:val="0"/>
-            <w:tcMar>
-              <w:left w:w="108" w:type="dxa"/>
-              <w:right w:w="108" w:type="dxa"/>
-            </w:tcMar>
-            <w:vAlign w:val="center"/>
-          </w:tcPr>
-          <w:p/>
-        </w:tc>
-        <w:tc>
-          <w:tcPr>
-            <w:tcW w:w="1950" w:type="dxa"/>
-            <w:tcBorders>
-              <w:top w:val="single" w:color="auto" w:sz="4" w:space="0"/>
-              <w:left w:val="nil"/>
               <w:bottom w:val="single" w:color="auto" w:sz="4" w:space="0"/>
               <w:right w:val="single" w:color="auto" w:sz="4" w:space="0"/>
             </w:tcBorders>
@@ -11399,78 +10381,9 @@
                 <w:sz w:val="20"/>
                 <w:lang w:val="en-US" w:eastAsia="zh-CN" w:bidi="ar"/>
               </w:rPr>
-              <w:t>设备设施</w:t>
+              <w:t>{%tr endfor %}</w:t>
             </w:r>
           </w:p>
-        </w:tc>
-        <w:tc>
-          <w:tcPr>
-            <w:tcW w:w="6611" w:type="dxa"/>
-            <w:tcBorders>
-              <w:top w:val="nil"/>
-              <w:left w:val="nil"/>
-              <w:bottom w:val="single" w:color="auto" w:sz="4" w:space="0"/>
-              <w:right w:val="single" w:color="auto" w:sz="4" w:space="0"/>
-            </w:tcBorders>
-            <w:noWrap w:val="0"/>
-            <w:tcMar>
-              <w:left w:w="108" w:type="dxa"/>
-              <w:right w:w="108" w:type="dxa"/>
-            </w:tcMar>
-            <w:vAlign w:val="center"/>
-          </w:tcPr>
-          <w:p>
-            <w:pPr>
-              <w:widowControl/>
-              <w:jc w:val="left"/>
-              <w:textAlignment w:val="center"/>
-              <w:rPr>
-                <w:rFonts w:hint="eastAsia" w:ascii="楷体" w:hAnsi="楷体" w:eastAsia="楷体" w:cs="楷体"/>
-                <w:i w:val="0"/>
-                <w:iCs w:val="0"/>
-                <w:color w:val="000000"/>
-                <w:kern w:val="2"/>
-                <w:sz w:val="20"/>
-                <w:szCs w:val="20"/>
-                <w:u w:val="none"/>
-                <w:lang w:val="en-US" w:eastAsia="zh-CN" w:bidi="ar-SA"/>
-              </w:rPr>
-            </w:pPr>
-            <w:r>
-              <w:rPr>
-                <w:rFonts w:hint="eastAsia" w:ascii="楷体" w:hAnsi="楷体" w:eastAsia="楷体" w:cs="楷体"/>
-                <w:color w:val="000000"/>
-                <w:kern w:val="0"/>
-                <w:sz w:val="20"/>
-                <w:lang w:val="en-US" w:eastAsia="zh-CN" w:bidi="ar"/>
-              </w:rPr>
-              <w:t>套内无卫生间，设施完善，且具有新风机组、防火排烟、中央空调、消防监控等设施设备，配有垂直客梯10部、货梯2部</w:t>
-            </w:r>
-          </w:p>
-        </w:tc>
-      </w:tr>
-      <w:tr>
-        <w:trPr>
-          <w:trHeight w:val="499" w:hRule="atLeast"/>
-        </w:trPr>
-        <w:tc>
-          <w:tcPr>
-            <w:tcW w:w="725" w:type="dxa"/>
-            <w:vMerge w:val="continue"/>
-            <w:tcBorders>
-              <w:top w:val="single" w:color="auto" w:sz="4" w:space="0"/>
-              <w:left w:val="single" w:color="auto" w:sz="4" w:space="0"/>
-              <w:bottom w:val="single" w:color="auto" w:sz="4" w:space="0"/>
-              <w:right w:val="single" w:color="auto" w:sz="4" w:space="0"/>
-            </w:tcBorders>
-            <w:noWrap w:val="0"/>
-            <w:tcMar>
-              <w:left w:w="108" w:type="dxa"/>
-              <w:right w:w="108" w:type="dxa"/>
-            </w:tcMar>
-            <w:vAlign w:val="center"/>
-          </w:tcPr>
-          <w:p/>
         </w:tc>
         <w:tc>
           <w:tcPr>
@@ -11516,82 +10429,13 @@
                 <w:sz w:val="20"/>
                 <w:lang w:val="en-US" w:eastAsia="zh-CN" w:bidi="ar"/>
               </w:rPr>
-              <w:t>平均层高</w:t>
+              <w:t>建筑规模</w:t>
             </w:r>
           </w:p>
         </w:tc>
         <w:tc>
           <w:tcPr>
             <w:tcW w:w="6611" w:type="dxa"/>
-            <w:tcBorders>
-              <w:top w:val="nil"/>
-              <w:left w:val="nil"/>
-              <w:bottom w:val="single" w:color="auto" w:sz="4" w:space="0"/>
-              <w:right w:val="single" w:color="auto" w:sz="4" w:space="0"/>
-            </w:tcBorders>
-            <w:noWrap w:val="0"/>
-            <w:tcMar>
-              <w:left w:w="108" w:type="dxa"/>
-              <w:right w:w="108" w:type="dxa"/>
-            </w:tcMar>
-            <w:vAlign w:val="center"/>
-          </w:tcPr>
-          <w:p>
-            <w:pPr>
-              <w:widowControl/>
-              <w:jc w:val="left"/>
-              <w:textAlignment w:val="center"/>
-              <w:rPr>
-                <w:rFonts w:hint="eastAsia" w:ascii="楷体" w:hAnsi="楷体" w:eastAsia="楷体" w:cs="楷体"/>
-                <w:i w:val="0"/>
-                <w:iCs w:val="0"/>
-                <w:color w:val="000000"/>
-                <w:kern w:val="2"/>
-                <w:sz w:val="20"/>
-                <w:szCs w:val="20"/>
-                <w:u w:val="none"/>
-                <w:lang w:val="en-US" w:eastAsia="zh-CN" w:bidi="ar-SA"/>
-              </w:rPr>
-            </w:pPr>
-            <w:r>
-              <w:rPr>
-                <w:rFonts w:hint="eastAsia" w:ascii="楷体" w:hAnsi="楷体" w:eastAsia="楷体" w:cs="楷体"/>
-                <w:color w:val="000000"/>
-                <w:kern w:val="0"/>
-                <w:sz w:val="20"/>
-                <w:lang w:val="en-US" w:eastAsia="zh-CN" w:bidi="ar"/>
-              </w:rPr>
-              <w:t>估价对象平均内净高2.7m-2.8m</w:t>
-            </w:r>
-          </w:p>
-        </w:tc>
-      </w:tr>
-      <w:tr>
-        <w:trPr>
-          <w:trHeight w:val="499" w:hRule="atLeast"/>
-        </w:trPr>
-        <w:tc>
-          <w:tcPr>
-            <w:tcW w:w="725" w:type="dxa"/>
-            <w:vMerge w:val="continue"/>
-            <w:tcBorders>
-              <w:top w:val="single" w:color="auto" w:sz="4" w:space="0"/>
-              <w:left w:val="single" w:color="auto" w:sz="4" w:space="0"/>
-              <w:bottom w:val="single" w:color="auto" w:sz="4" w:space="0"/>
-              <w:right w:val="single" w:color="auto" w:sz="4" w:space="0"/>
-            </w:tcBorders>
-            <w:noWrap w:val="0"/>
-            <w:tcMar>
-              <w:left w:w="108" w:type="dxa"/>
-              <w:right w:w="108" w:type="dxa"/>
-            </w:tcMar>
-            <w:vAlign w:val="center"/>
-          </w:tcPr>
-          <w:p/>
-        </w:tc>
-        <w:tc>
-          <w:tcPr>
-            <w:tcW w:w="1950" w:type="dxa"/>
             <w:tcBorders>
               <w:top w:val="single" w:color="auto" w:sz="4" w:space="0"/>
               <w:left w:val="nil"/>
@@ -11607,11 +10451,8 @@
           </w:tcPr>
           <w:p>
             <w:pPr>
-              <w:keepNext w:val="0"/>
-              <w:keepLines w:val="0"/>
               <w:widowControl/>
-              <w:suppressLineNumbers w:val="0"/>
-              <w:jc w:val="center"/>
+              <w:jc w:val="left"/>
               <w:textAlignment w:val="center"/>
               <w:rPr>
                 <w:rFonts w:hint="eastAsia" w:ascii="楷体" w:hAnsi="楷体" w:eastAsia="楷体" w:cs="楷体"/>
@@ -11633,286 +10474,7 @@
                 <w:sz w:val="20"/>
                 <w:lang w:val="en-US" w:eastAsia="zh-CN" w:bidi="ar"/>
               </w:rPr>
-              <w:t>新旧程度</w:t>
-            </w:r>
-          </w:p>
-        </w:tc>
-        <w:tc>
-          <w:tcPr>
-            <w:tcW w:w="6611" w:type="dxa"/>
-            <w:tcBorders>
-              <w:top w:val="nil"/>
-              <w:left w:val="nil"/>
-              <w:bottom w:val="single" w:color="auto" w:sz="4" w:space="0"/>
-              <w:right w:val="single" w:color="auto" w:sz="4" w:space="0"/>
-            </w:tcBorders>
-            <w:noWrap w:val="0"/>
-            <w:tcMar>
-              <w:left w:w="108" w:type="dxa"/>
-              <w:right w:w="108" w:type="dxa"/>
-            </w:tcMar>
-            <w:vAlign w:val="center"/>
-          </w:tcPr>
-          <w:p>
-            <w:pPr>
-              <w:widowControl/>
-              <w:jc w:val="left"/>
-              <w:textAlignment w:val="center"/>
-              <w:rPr>
-                <w:rFonts w:hint="eastAsia" w:ascii="楷体" w:hAnsi="楷体" w:eastAsia="楷体" w:cs="楷体"/>
-                <w:i w:val="0"/>
-                <w:iCs w:val="0"/>
-                <w:color w:val="000000"/>
-                <w:kern w:val="2"/>
-                <w:sz w:val="20"/>
-                <w:szCs w:val="20"/>
-                <w:u w:val="none"/>
-                <w:lang w:val="en-US" w:eastAsia="zh-CN" w:bidi="ar-SA"/>
-              </w:rPr>
-            </w:pPr>
-            <w:r>
-              <w:rPr>
-                <w:rFonts w:hint="eastAsia" w:ascii="楷体" w:hAnsi="楷体" w:eastAsia="楷体" w:cs="楷体"/>
-                <w:color w:val="000000"/>
-                <w:kern w:val="0"/>
-                <w:sz w:val="20"/>
-                <w:lang w:val="en-US" w:eastAsia="zh-CN" w:bidi="ar"/>
-              </w:rPr>
-              <w:t>建成于2019年，目前未发现不均匀沉降，地面、墙面、门窗保养维护较好，设备设施也维护较好</w:t>
-            </w:r>
-          </w:p>
-        </w:tc>
-      </w:tr>
-      <w:tr>
-        <w:trPr>
-          <w:trHeight w:val="499" w:hRule="atLeast"/>
-        </w:trPr>
-        <w:tc>
-          <w:tcPr>
-            <w:tcW w:w="725" w:type="dxa"/>
-            <w:vMerge w:val="continue"/>
-            <w:tcBorders>
-              <w:top w:val="single" w:color="auto" w:sz="4" w:space="0"/>
-              <w:left w:val="single" w:color="auto" w:sz="4" w:space="0"/>
-              <w:bottom w:val="single" w:color="auto" w:sz="4" w:space="0"/>
-              <w:right w:val="single" w:color="auto" w:sz="4" w:space="0"/>
-            </w:tcBorders>
-            <w:noWrap w:val="0"/>
-            <w:tcMar>
-              <w:left w:w="108" w:type="dxa"/>
-              <w:right w:w="108" w:type="dxa"/>
-            </w:tcMar>
-            <w:vAlign w:val="center"/>
-          </w:tcPr>
-          <w:p/>
-        </w:tc>
-        <w:tc>
-          <w:tcPr>
-            <w:tcW w:w="1950" w:type="dxa"/>
-            <w:tcBorders>
-              <w:top w:val="single" w:color="auto" w:sz="4" w:space="0"/>
-              <w:left w:val="nil"/>
-              <w:bottom w:val="single" w:color="auto" w:sz="4" w:space="0"/>
-              <w:right w:val="single" w:color="auto" w:sz="4" w:space="0"/>
-            </w:tcBorders>
-            <w:noWrap w:val="0"/>
-            <w:tcMar>
-              <w:left w:w="108" w:type="dxa"/>
-              <w:right w:w="108" w:type="dxa"/>
-            </w:tcMar>
-            <w:vAlign w:val="center"/>
-          </w:tcPr>
-          <w:p>
-            <w:pPr>
-              <w:keepNext w:val="0"/>
-              <w:keepLines w:val="0"/>
-              <w:widowControl/>
-              <w:suppressLineNumbers w:val="0"/>
-              <w:jc w:val="center"/>
-              <w:textAlignment w:val="center"/>
-              <w:rPr>
-                <w:rFonts w:hint="eastAsia" w:ascii="楷体" w:hAnsi="楷体" w:eastAsia="楷体" w:cs="楷体"/>
-                <w:i w:val="0"/>
-                <w:iCs w:val="0"/>
-                <w:color w:val="000000"/>
-                <w:kern w:val="2"/>
-                <w:sz w:val="20"/>
-                <w:szCs w:val="20"/>
-                <w:u w:val="none"/>
-                <w:lang w:val="en-US" w:eastAsia="zh-CN" w:bidi="ar-SA"/>
-              </w:rPr>
-            </w:pPr>
-            <w:r>
-              <w:rPr>
-                <w:rFonts w:hint="eastAsia" w:ascii="楷体" w:hAnsi="楷体" w:eastAsia="楷体" w:cs="楷体"/>
-                <w:color w:val="000000"/>
-                <w:kern w:val="0"/>
-                <w:sz w:val="20"/>
-                <w:lang w:val="en-US" w:eastAsia="zh-CN" w:bidi="ar"/>
-              </w:rPr>
-              <w:t>装饰装修</w:t>
-            </w:r>
-          </w:p>
-        </w:tc>
-        <w:tc>
-          <w:tcPr>
-            <w:tcW w:w="6611" w:type="dxa"/>
-            <w:tcBorders>
-              <w:top w:val="nil"/>
-              <w:left w:val="nil"/>
-              <w:bottom w:val="single" w:color="auto" w:sz="4" w:space="0"/>
-              <w:right w:val="single" w:color="auto" w:sz="4" w:space="0"/>
-            </w:tcBorders>
-            <w:noWrap w:val="0"/>
-            <w:tcMar>
-              <w:left w:w="108" w:type="dxa"/>
-              <w:right w:w="108" w:type="dxa"/>
-            </w:tcMar>
-            <w:vAlign w:val="center"/>
-          </w:tcPr>
-          <w:p>
-            <w:pPr>
-              <w:widowControl/>
-              <w:jc w:val="left"/>
-              <w:textAlignment w:val="center"/>
-              <w:rPr>
-                <w:rFonts w:hint="eastAsia" w:ascii="楷体" w:hAnsi="楷体" w:eastAsia="楷体" w:cs="楷体"/>
-                <w:i w:val="0"/>
-                <w:iCs w:val="0"/>
-                <w:color w:val="000000"/>
-                <w:kern w:val="2"/>
-                <w:sz w:val="20"/>
-                <w:szCs w:val="20"/>
-                <w:u w:val="none"/>
-                <w:lang w:val="en-US" w:eastAsia="zh-CN" w:bidi="ar-SA"/>
-              </w:rPr>
-            </w:pPr>
-            <w:r>
-              <w:rPr>
-                <w:rFonts w:hint="eastAsia" w:ascii="楷体" w:hAnsi="楷体" w:eastAsia="楷体" w:cs="楷体"/>
-                <w:color w:val="000000"/>
-                <w:kern w:val="0"/>
-                <w:sz w:val="20"/>
-                <w:lang w:val="en-US" w:eastAsia="zh-CN" w:bidi="ar"/>
-              </w:rPr>
-              <w:t>地面：地毯；墙面：乳胶漆、玻璃隔断；顶面：集成吊顶、石膏板吊顶</w:t>
-            </w:r>
-          </w:p>
-        </w:tc>
-      </w:tr>
-      <w:tr>
-        <w:trPr>
-          <w:trHeight w:val="499" w:hRule="atLeast"/>
-        </w:trPr>
-        <w:tc>
-          <w:tcPr>
-            <w:tcW w:w="725" w:type="dxa"/>
-            <w:vMerge w:val="continue"/>
-            <w:tcBorders>
-              <w:top w:val="single" w:color="auto" w:sz="4" w:space="0"/>
-              <w:left w:val="single" w:color="auto" w:sz="4" w:space="0"/>
-              <w:bottom w:val="single" w:color="auto" w:sz="4" w:space="0"/>
-              <w:right w:val="single" w:color="auto" w:sz="4" w:space="0"/>
-            </w:tcBorders>
-            <w:noWrap w:val="0"/>
-            <w:tcMar>
-              <w:left w:w="108" w:type="dxa"/>
-              <w:right w:w="108" w:type="dxa"/>
-            </w:tcMar>
-            <w:vAlign w:val="center"/>
-          </w:tcPr>
-          <w:p/>
-        </w:tc>
-        <w:tc>
-          <w:tcPr>
-            <w:tcW w:w="1950" w:type="dxa"/>
-            <w:tcBorders>
-              <w:top w:val="single" w:color="auto" w:sz="4" w:space="0"/>
-              <w:left w:val="nil"/>
-              <w:bottom w:val="single" w:color="auto" w:sz="4" w:space="0"/>
-              <w:right w:val="single" w:color="auto" w:sz="4" w:space="0"/>
-            </w:tcBorders>
-            <w:noWrap w:val="0"/>
-            <w:tcMar>
-              <w:left w:w="108" w:type="dxa"/>
-              <w:right w:w="108" w:type="dxa"/>
-            </w:tcMar>
-            <w:vAlign w:val="center"/>
-          </w:tcPr>
-          <w:p>
-            <w:pPr>
-              <w:keepNext w:val="0"/>
-              <w:keepLines w:val="0"/>
-              <w:widowControl/>
-              <w:suppressLineNumbers w:val="0"/>
-              <w:jc w:val="center"/>
-              <w:textAlignment w:val="center"/>
-              <w:rPr>
-                <w:rFonts w:hint="eastAsia" w:ascii="楷体" w:hAnsi="楷体" w:eastAsia="楷体" w:cs="楷体"/>
-                <w:i w:val="0"/>
-                <w:iCs w:val="0"/>
-                <w:color w:val="000000"/>
-                <w:kern w:val="2"/>
-                <w:sz w:val="20"/>
-                <w:szCs w:val="20"/>
-                <w:u w:val="none"/>
-                <w:lang w:val="en-US" w:eastAsia="zh-CN" w:bidi="ar-SA"/>
-              </w:rPr>
-            </w:pPr>
-            <w:r>
-              <w:rPr>
-                <w:rFonts w:hint="eastAsia" w:ascii="楷体" w:hAnsi="楷体" w:eastAsia="楷体" w:cs="楷体"/>
-                <w:color w:val="000000"/>
-                <w:kern w:val="0"/>
-                <w:sz w:val="20"/>
-                <w:lang w:val="en-US" w:eastAsia="zh-CN" w:bidi="ar"/>
-              </w:rPr>
-              <w:t>智能化程度</w:t>
-            </w:r>
-          </w:p>
-        </w:tc>
-        <w:tc>
-          <w:tcPr>
-            <w:tcW w:w="6611" w:type="dxa"/>
-            <w:tcBorders>
-              <w:top w:val="nil"/>
-              <w:left w:val="nil"/>
-              <w:bottom w:val="single" w:color="auto" w:sz="4" w:space="0"/>
-              <w:right w:val="single" w:color="auto" w:sz="4" w:space="0"/>
-            </w:tcBorders>
-            <w:noWrap w:val="0"/>
-            <w:tcMar>
-              <w:left w:w="108" w:type="dxa"/>
-              <w:right w:w="108" w:type="dxa"/>
-            </w:tcMar>
-            <w:vAlign w:val="center"/>
-          </w:tcPr>
-          <w:p>
-            <w:pPr>
-              <w:widowControl/>
-              <w:jc w:val="left"/>
-              <w:textAlignment w:val="center"/>
-              <w:rPr>
-                <w:rFonts w:hint="eastAsia" w:ascii="楷体" w:hAnsi="楷体" w:eastAsia="楷体" w:cs="楷体"/>
-                <w:i w:val="0"/>
-                <w:iCs w:val="0"/>
-                <w:color w:val="000000"/>
-                <w:kern w:val="2"/>
-                <w:sz w:val="20"/>
-                <w:szCs w:val="20"/>
-                <w:u w:val="none"/>
-                <w:lang w:val="en-US" w:eastAsia="zh-CN" w:bidi="ar-SA"/>
-              </w:rPr>
-            </w:pPr>
-            <w:r>
-              <w:rPr>
-                <w:rFonts w:hint="eastAsia" w:ascii="楷体" w:hAnsi="楷体" w:eastAsia="楷体" w:cs="楷体"/>
-                <w:color w:val="000000"/>
-                <w:kern w:val="0"/>
-                <w:sz w:val="20"/>
-                <w:lang w:val="en-US" w:eastAsia="zh-CN" w:bidi="ar"/>
-              </w:rPr>
-              <w:t>有基本的楼宇门禁、监控系统，电器、空调、照明等自动化控制</w:t>
+              <w:t>{{ subjects_narrative }}</w:t>
             </w:r>
           </w:p>
         </w:tc>
@@ -13873,7 +12435,7 @@
                 <w:sz w:val="20"/>
                 <w:lang w:val="en-US" w:eastAsia="zh-CN" w:bidi="ar"/>
               </w:rPr>
-              <w:t>权益状况</w:t>
+              <w:t>{%tr for f in 权益因素 %}</w:t>
             </w:r>
           </w:p>
         </w:tc>
@@ -13980,37 +12542,20 @@
         <w:tc>
           <w:tcPr>
             <w:tcW w:w="726" w:type="dxa"/>
-            <w:vMerge w:val="continue"/>
             <w:tcBorders>
               <w:top w:val="single" w:color="auto" w:sz="4" w:space="0"/>
               <w:left w:val="single" w:color="auto" w:sz="4" w:space="0"/>
               <w:bottom w:val="single" w:color="auto" w:sz="4" w:space="0"/>
               <w:right w:val="single" w:color="auto" w:sz="4" w:space="0"/>
             </w:tcBorders>
+            <w:shd w:val="clear" w:color="auto" w:fill="auto"/>
             <w:noWrap w:val="0"/>
             <w:tcMar>
               <w:left w:w="108" w:type="dxa"/>
               <w:right w:w="108" w:type="dxa"/>
             </w:tcMar>
             <w:vAlign w:val="center"/>
-          </w:tcPr>
-          <w:p/>
-        </w:tc>
-        <w:tc>
-          <w:tcPr>
-            <w:tcW w:w="1944" w:type="dxa"/>
-            <w:tcBorders>
-              <w:top w:val="single" w:color="auto" w:sz="4" w:space="0"/>
-              <w:left w:val="nil"/>
-              <w:bottom w:val="single" w:color="auto" w:sz="4" w:space="0"/>
-              <w:right w:val="single" w:color="auto" w:sz="4" w:space="0"/>
-            </w:tcBorders>
-            <w:noWrap w:val="0"/>
-            <w:tcMar>
-              <w:left w:w="108" w:type="dxa"/>
-              <w:right w:w="108" w:type="dxa"/>
-            </w:tcMar>
-            <w:vAlign w:val="center"/>
+            <w:vMerge w:val="{% if loop.first %}restart{% else %}continue{% endif %}"/>
           </w:tcPr>
           <w:p>
             <w:pPr>
@@ -14040,78 +12585,9 @@
                 <w:sz w:val="20"/>
                 <w:lang w:val="en-US" w:eastAsia="zh-CN" w:bidi="ar"/>
               </w:rPr>
-              <w:t>物业服务水平</w:t>
+              <w:t>{% if loop.first %}权益状况{% endif %}</w:t>
             </w:r>
           </w:p>
-        </w:tc>
-        <w:tc>
-          <w:tcPr>
-            <w:tcW w:w="6615" w:type="dxa"/>
-            <w:tcBorders>
-              <w:top w:val="nil"/>
-              <w:left w:val="nil"/>
-              <w:bottom w:val="single" w:color="auto" w:sz="4" w:space="0"/>
-              <w:right w:val="single" w:color="auto" w:sz="4" w:space="0"/>
-            </w:tcBorders>
-            <w:noWrap w:val="0"/>
-            <w:tcMar>
-              <w:left w:w="108" w:type="dxa"/>
-              <w:right w:w="108" w:type="dxa"/>
-            </w:tcMar>
-            <w:vAlign w:val="center"/>
-          </w:tcPr>
-          <w:p>
-            <w:pPr>
-              <w:widowControl/>
-              <w:jc w:val="left"/>
-              <w:textAlignment w:val="center"/>
-              <w:rPr>
-                <w:rFonts w:hint="eastAsia" w:ascii="楷体" w:hAnsi="楷体" w:eastAsia="楷体" w:cs="楷体"/>
-                <w:i w:val="0"/>
-                <w:iCs w:val="0"/>
-                <w:color w:val="000000"/>
-                <w:kern w:val="2"/>
-                <w:sz w:val="20"/>
-                <w:szCs w:val="20"/>
-                <w:u w:val="none"/>
-                <w:lang w:val="en-US" w:eastAsia="zh-CN" w:bidi="ar-SA"/>
-              </w:rPr>
-            </w:pPr>
-            <w:r>
-              <w:rPr>
-                <w:rFonts w:hint="eastAsia" w:ascii="楷体" w:hAnsi="楷体" w:eastAsia="楷体" w:cs="楷体"/>
-                <w:color w:val="000000"/>
-                <w:kern w:val="0"/>
-                <w:sz w:val="20"/>
-                <w:lang w:val="en-US" w:eastAsia="zh-CN" w:bidi="ar"/>
-              </w:rPr>
-              <w:t>卫生、安全管理到位，人员服务态度较好。</w:t>
-            </w:r>
-          </w:p>
-        </w:tc>
-      </w:tr>
-      <w:tr>
-        <w:trPr>
-          <w:trHeight w:val="499" w:hRule="atLeast"/>
-        </w:trPr>
-        <w:tc>
-          <w:tcPr>
-            <w:tcW w:w="726" w:type="dxa"/>
-            <w:vMerge w:val="continue"/>
-            <w:tcBorders>
-              <w:top w:val="single" w:color="auto" w:sz="4" w:space="0"/>
-              <w:left w:val="single" w:color="auto" w:sz="4" w:space="0"/>
-              <w:bottom w:val="single" w:color="auto" w:sz="4" w:space="0"/>
-              <w:right w:val="single" w:color="auto" w:sz="4" w:space="0"/>
-            </w:tcBorders>
-            <w:noWrap w:val="0"/>
-            <w:tcMar>
-              <w:left w:w="108" w:type="dxa"/>
-              <w:right w:w="108" w:type="dxa"/>
-            </w:tcMar>
-            <w:vAlign w:val="center"/>
-          </w:tcPr>
-          <w:p/>
         </w:tc>
         <w:tc>
           <w:tcPr>
@@ -14122,6 +12598,7 @@
               <w:bottom w:val="single" w:color="auto" w:sz="4" w:space="0"/>
               <w:right w:val="single" w:color="auto" w:sz="4" w:space="0"/>
             </w:tcBorders>
+            <w:shd w:val="clear" w:color="auto" w:fill="auto"/>
             <w:noWrap w:val="0"/>
             <w:tcMar>
               <w:left w:w="108" w:type="dxa"/>
@@ -14157,7 +12634,7 @@
                 <w:sz w:val="20"/>
                 <w:lang w:val="en-US" w:eastAsia="zh-CN" w:bidi="ar"/>
               </w:rPr>
-              <w:t>相邻关系限制</w:t>
+              <w:t>{{ f.name }}</w:t>
             </w:r>
           </w:p>
         </w:tc>
@@ -14165,11 +12642,12 @@
           <w:tcPr>
             <w:tcW w:w="6615" w:type="dxa"/>
             <w:tcBorders>
-              <w:top w:val="nil"/>
+              <w:top w:val="single" w:color="auto" w:sz="4" w:space="0"/>
               <w:left w:val="nil"/>
               <w:bottom w:val="single" w:color="auto" w:sz="4" w:space="0"/>
               <w:right w:val="single" w:color="auto" w:sz="4" w:space="0"/>
             </w:tcBorders>
+            <w:shd w:val="clear" w:color="000000" w:fill="FFFFFF"/>
             <w:noWrap w:val="0"/>
             <w:tcMar>
               <w:left w:w="108" w:type="dxa"/>
@@ -14202,7 +12680,157 @@
                 <w:sz w:val="20"/>
                 <w:lang w:val="en-US" w:eastAsia="zh-CN" w:bidi="ar"/>
               </w:rPr>
-              <w:t>无地役权，没有相邻权受限或纠纷。</w:t>
+              <w:t>{{ f.description }}</w:t>
+            </w:r>
+          </w:p>
+        </w:tc>
+      </w:tr>
+      <w:tr>
+        <w:trPr>
+          <w:trHeight w:val="499" w:hRule="atLeast"/>
+        </w:trPr>
+        <w:tc>
+          <w:tcPr>
+            <w:tcW w:w="726" w:type="dxa"/>
+            <w:vMerge w:val="restart"/>
+            <w:tcBorders>
+              <w:top w:val="single" w:color="auto" w:sz="4" w:space="0"/>
+              <w:left w:val="single" w:color="auto" w:sz="4" w:space="0"/>
+              <w:bottom w:val="single" w:color="auto" w:sz="4" w:space="0"/>
+              <w:right w:val="single" w:color="auto" w:sz="4" w:space="0"/>
+            </w:tcBorders>
+            <w:shd w:val="clear" w:color="auto" w:fill="auto"/>
+            <w:noWrap w:val="0"/>
+            <w:tcMar>
+              <w:left w:w="108" w:type="dxa"/>
+              <w:right w:w="108" w:type="dxa"/>
+            </w:tcMar>
+            <w:vAlign w:val="center"/>
+          </w:tcPr>
+          <w:p>
+            <w:pPr>
+              <w:keepNext w:val="0"/>
+              <w:keepLines w:val="0"/>
+              <w:widowControl/>
+              <w:suppressLineNumbers w:val="0"/>
+              <w:jc w:val="center"/>
+              <w:textAlignment w:val="center"/>
+              <w:rPr>
+                <w:rFonts w:hint="eastAsia" w:ascii="楷体" w:hAnsi="楷体" w:eastAsia="楷体" w:cs="楷体"/>
+                <w:i w:val="0"/>
+                <w:iCs w:val="0"/>
+                <w:color w:val="000000"/>
+                <w:kern w:val="2"/>
+                <w:sz w:val="20"/>
+                <w:szCs w:val="20"/>
+                <w:u w:val="none"/>
+                <w:lang w:val="en-US" w:eastAsia="zh-CN" w:bidi="ar-SA"/>
+              </w:rPr>
+            </w:pPr>
+            <w:r>
+              <w:rPr>
+                <w:rFonts w:hint="eastAsia" w:ascii="楷体" w:hAnsi="楷体" w:eastAsia="楷体" w:cs="楷体"/>
+                <w:color w:val="000000"/>
+                <w:kern w:val="0"/>
+                <w:sz w:val="20"/>
+                <w:lang w:val="en-US" w:eastAsia="zh-CN" w:bidi="ar"/>
+              </w:rPr>
+              <w:t>{%tr endfor %}</w:t>
+            </w:r>
+          </w:p>
+        </w:tc>
+        <w:tc>
+          <w:tcPr>
+            <w:tcW w:w="1944" w:type="dxa"/>
+            <w:tcBorders>
+              <w:top w:val="single" w:color="auto" w:sz="4" w:space="0"/>
+              <w:left w:val="nil"/>
+              <w:bottom w:val="single" w:color="auto" w:sz="4" w:space="0"/>
+              <w:right w:val="single" w:color="auto" w:sz="4" w:space="0"/>
+            </w:tcBorders>
+            <w:shd w:val="clear" w:color="auto" w:fill="auto"/>
+            <w:noWrap w:val="0"/>
+            <w:tcMar>
+              <w:left w:w="108" w:type="dxa"/>
+              <w:right w:w="108" w:type="dxa"/>
+            </w:tcMar>
+            <w:vAlign w:val="center"/>
+          </w:tcPr>
+          <w:p>
+            <w:pPr>
+              <w:keepNext w:val="0"/>
+              <w:keepLines w:val="0"/>
+              <w:widowControl/>
+              <w:suppressLineNumbers w:val="0"/>
+              <w:jc w:val="center"/>
+              <w:textAlignment w:val="center"/>
+              <w:rPr>
+                <w:rFonts w:hint="eastAsia" w:ascii="楷体" w:hAnsi="楷体" w:eastAsia="楷体" w:cs="楷体"/>
+                <w:i w:val="0"/>
+                <w:iCs w:val="0"/>
+                <w:color w:val="000000"/>
+                <w:kern w:val="2"/>
+                <w:sz w:val="20"/>
+                <w:szCs w:val="20"/>
+                <w:u w:val="none"/>
+                <w:lang w:val="en-US" w:eastAsia="zh-CN" w:bidi="ar-SA"/>
+              </w:rPr>
+            </w:pPr>
+            <w:r>
+              <w:rPr>
+                <w:rFonts w:hint="eastAsia" w:ascii="楷体" w:hAnsi="楷体" w:eastAsia="楷体" w:cs="楷体"/>
+                <w:color w:val="000000"/>
+                <w:kern w:val="0"/>
+                <w:sz w:val="20"/>
+                <w:lang w:val="en-US" w:eastAsia="zh-CN" w:bidi="ar"/>
+              </w:rPr>
+              <w:t>使用限制</w:t>
+            </w:r>
+          </w:p>
+        </w:tc>
+        <w:tc>
+          <w:tcPr>
+            <w:tcW w:w="6615" w:type="dxa"/>
+            <w:tcBorders>
+              <w:top w:val="single" w:color="auto" w:sz="4" w:space="0"/>
+              <w:left w:val="nil"/>
+              <w:bottom w:val="single" w:color="auto" w:sz="4" w:space="0"/>
+              <w:right w:val="single" w:color="auto" w:sz="4" w:space="0"/>
+            </w:tcBorders>
+            <w:shd w:val="clear" w:color="000000" w:fill="FFFFFF"/>
+            <w:noWrap w:val="0"/>
+            <w:tcMar>
+              <w:left w:w="108" w:type="dxa"/>
+              <w:right w:w="108" w:type="dxa"/>
+            </w:tcMar>
+            <w:vAlign w:val="center"/>
+          </w:tcPr>
+          <w:p>
+            <w:pPr>
+              <w:widowControl/>
+              <w:jc w:val="left"/>
+              <w:textAlignment w:val="center"/>
+              <w:rPr>
+                <w:rFonts w:hint="eastAsia" w:ascii="楷体" w:hAnsi="楷体" w:eastAsia="楷体" w:cs="楷体"/>
+                <w:i w:val="0"/>
+                <w:iCs w:val="0"/>
+                <w:color w:val="000000"/>
+                <w:kern w:val="2"/>
+                <w:sz w:val="20"/>
+                <w:szCs w:val="20"/>
+                <w:u w:val="none"/>
+                <w:lang w:val="en-US" w:eastAsia="zh-CN" w:bidi="ar-SA"/>
+              </w:rPr>
+            </w:pPr>
+            <w:r>
+              <w:rPr>
+                <w:rFonts w:hint="eastAsia" w:ascii="楷体" w:hAnsi="楷体" w:eastAsia="楷体" w:cs="楷体"/>
+                <w:color w:val="000000"/>
+                <w:kern w:val="0"/>
+                <w:sz w:val="20"/>
+                <w:lang w:val="en-US" w:eastAsia="zh-CN" w:bidi="ar"/>
+              </w:rPr>
+              <w:t>无不利使用限制</w:t>
             </w:r>
           </w:p>
         </w:tc>
